--- a/Data Dictionary.docx
+++ b/Data Dictionary.docx
@@ -1,64 +1,68 @@
 
 <file path=word/document.xml><?xml version="1.0" encoding="utf-8"?>
-<w:document xmlns:mc="http://schemas.openxmlformats.org/markup-compatibility/2006" xmlns:o="urn:schemas-microsoft-com:office:office" xmlns:r="http://schemas.openxmlformats.org/officeDocument/2006/relationships" xmlns:m="http://schemas.openxmlformats.org/officeDocument/2006/math" xmlns:v="urn:schemas-microsoft-com:vml" xmlns:wp="http://schemas.openxmlformats.org/drawingml/2006/wordprocessingDrawing" xmlns:w10="urn:schemas-microsoft-com:office:word" xmlns:w="http://schemas.openxmlformats.org/wordprocessingml/2006/main" xmlns:wne="http://schemas.microsoft.com/office/word/2006/wordml" xmlns:sl="http://schemas.openxmlformats.org/schemaLibrary/2006/main" xmlns:a="http://schemas.openxmlformats.org/drawingml/2006/main" xmlns:pic="http://schemas.openxmlformats.org/drawingml/2006/picture" xmlns:c="http://schemas.openxmlformats.org/drawingml/2006/chart" xmlns:lc="http://schemas.openxmlformats.org/drawingml/2006/lockedCanvas" xmlns:dgm="http://schemas.openxmlformats.org/drawingml/2006/diagram" xmlns:wps="http://schemas.microsoft.com/office/word/2010/wordprocessingShape" xmlns:wpg="http://schemas.microsoft.com/office/word/2010/wordprocessingGroup" xmlns:w14="http://schemas.microsoft.com/office/word/2010/wordml" xmlns:w15="http://schemas.microsoft.com/office/word/2012/wordml">
+<w:document xmlns:o="urn:schemas-microsoft-com:office:office" xmlns:r="http://schemas.openxmlformats.org/officeDocument/2006/relationships" xmlns:v="urn:schemas-microsoft-com:vml" xmlns:w="http://schemas.openxmlformats.org/wordprocessingml/2006/main" xmlns:w10="urn:schemas-microsoft-com:office:word" xmlns:wp="http://schemas.openxmlformats.org/drawingml/2006/wordprocessingDrawing" xmlns:wps="http://schemas.microsoft.com/office/word/2010/wordprocessingShape" xmlns:wpg="http://schemas.microsoft.com/office/word/2010/wordprocessingGroup" xmlns:mc="http://schemas.openxmlformats.org/markup-compatibility/2006" xmlns:wp14="http://schemas.microsoft.com/office/word/2010/wordprocessingDrawing" xmlns:w14="http://schemas.microsoft.com/office/word/2010/wordml" xmlns:w15="http://schemas.microsoft.com/office/word/2012/wordml" mc:Ignorable="w14 wp14 w15">
   <w:body>
     <w:p>
       <w:pPr>
+        <w:pStyle w:val="Normal1"/>
         <w:jc w:val="center"/>
         <w:rPr>
-          <w:b w:val="1"/>
+          <w:b/>
+          <w:b/>
           <w:sz w:val="28"/>
           <w:szCs w:val="28"/>
         </w:rPr>
       </w:pPr>
       <w:r>
         <w:rPr>
-          <w:b w:val="1"/>
+          <w:b/>
           <w:sz w:val="28"/>
           <w:szCs w:val="28"/>
-          <w:rtl w:val="0"/>
-        </w:rPr>
-        <w:t xml:space="preserve">Data Dictionary</w:t>
-      </w:r>
-    </w:p>
-    <w:p>
-      <w:pPr>
-        <w:rPr/>
-      </w:pPr>
-      <w:r>
-        <w:rPr>
-          <w:rtl w:val="0"/>
-        </w:rPr>
-      </w:r>
-    </w:p>
-    <w:p>
-      <w:pPr>
-        <w:rPr>
-          <w:b w:val="1"/>
-        </w:rPr>
-      </w:pPr>
-      <w:r>
-        <w:rPr>
-          <w:b w:val="1"/>
-          <w:rtl w:val="0"/>
-        </w:rPr>
-        <w:t xml:space="preserve">1. Aisles.csv:</w:t>
-      </w:r>
-    </w:p>
-    <w:p>
-      <w:pPr>
-        <w:rPr>
-          <w:b w:val="1"/>
-        </w:rPr>
-      </w:pPr>
-      <w:r>
-        <w:rPr>
-          <w:rtl w:val="0"/>
-        </w:rPr>
-      </w:r>
-    </w:p>
-    <w:p>
-      <w:pPr>
+        </w:rPr>
+        <w:t>Data Dictionary</w:t>
+      </w:r>
+    </w:p>
+    <w:p>
+      <w:pPr>
+        <w:pStyle w:val="Normal1"/>
+        <w:rPr/>
+      </w:pPr>
+      <w:r>
+        <w:rPr/>
+      </w:r>
+    </w:p>
+    <w:p>
+      <w:pPr>
+        <w:pStyle w:val="Normal1"/>
+        <w:rPr>
+          <w:b/>
+          <w:b/>
+        </w:rPr>
+      </w:pPr>
+      <w:r>
+        <w:rPr>
+          <w:b/>
+        </w:rPr>
+        <w:t>1. Aisles.csv:</w:t>
+      </w:r>
+    </w:p>
+    <w:p>
+      <w:pPr>
+        <w:pStyle w:val="Normal1"/>
+        <w:rPr>
+          <w:b/>
+          <w:b/>
+        </w:rPr>
+      </w:pPr>
+      <w:r>
+        <w:rPr>
+          <w:b/>
+        </w:rPr>
+      </w:r>
+    </w:p>
+    <w:p>
+      <w:pPr>
+        <w:pStyle w:val="Normal1"/>
         <w:numPr>
           <w:ilvl w:val="0"/>
           <w:numId w:val="3"/>
@@ -69,14 +73,13 @@
         </w:rPr>
       </w:pPr>
       <w:r>
-        <w:rPr>
-          <w:rtl w:val="0"/>
-        </w:rPr>
-        <w:t xml:space="preserve">aisle_id: Unique identifier for each aisle.</w:t>
-      </w:r>
-    </w:p>
-    <w:p>
-      <w:pPr>
+        <w:rPr/>
+        <w:t>aisle_id: Unique identifier for each aisle.</w:t>
+      </w:r>
+    </w:p>
+    <w:p>
+      <w:pPr>
+        <w:pStyle w:val="Normal1"/>
         <w:numPr>
           <w:ilvl w:val="0"/>
           <w:numId w:val="3"/>
@@ -87,50 +90,51 @@
         </w:rPr>
       </w:pPr>
       <w:r>
-        <w:rPr>
-          <w:rtl w:val="0"/>
-        </w:rPr>
-        <w:t xml:space="preserve">aisle: Descriptive name of the aisle.</w:t>
-      </w:r>
-    </w:p>
-    <w:p>
-      <w:pPr>
-        <w:rPr/>
-      </w:pPr>
-      <w:r>
-        <w:rPr>
-          <w:rtl w:val="0"/>
-        </w:rPr>
-      </w:r>
-    </w:p>
-    <w:p>
-      <w:pPr>
-        <w:rPr>
-          <w:b w:val="1"/>
-        </w:rPr>
-      </w:pPr>
-      <w:r>
-        <w:rPr>
-          <w:b w:val="1"/>
-          <w:rtl w:val="0"/>
-        </w:rPr>
-        <w:t xml:space="preserve">2. Departments.csv:</w:t>
-      </w:r>
-    </w:p>
-    <w:p>
-      <w:pPr>
-        <w:rPr>
-          <w:b w:val="1"/>
-        </w:rPr>
-      </w:pPr>
-      <w:r>
-        <w:rPr>
-          <w:rtl w:val="0"/>
-        </w:rPr>
-      </w:r>
-    </w:p>
-    <w:p>
-      <w:pPr>
+        <w:rPr/>
+        <w:t>aisle: Descriptive name of the aisle.</w:t>
+      </w:r>
+    </w:p>
+    <w:p>
+      <w:pPr>
+        <w:pStyle w:val="Normal1"/>
+        <w:rPr/>
+      </w:pPr>
+      <w:r>
+        <w:rPr/>
+      </w:r>
+    </w:p>
+    <w:p>
+      <w:pPr>
+        <w:pStyle w:val="Normal1"/>
+        <w:rPr>
+          <w:b/>
+          <w:b/>
+        </w:rPr>
+      </w:pPr>
+      <w:r>
+        <w:rPr>
+          <w:b/>
+        </w:rPr>
+        <w:t>2. Departments.csv:</w:t>
+      </w:r>
+    </w:p>
+    <w:p>
+      <w:pPr>
+        <w:pStyle w:val="Normal1"/>
+        <w:rPr>
+          <w:b/>
+          <w:b/>
+        </w:rPr>
+      </w:pPr>
+      <w:r>
+        <w:rPr>
+          <w:b/>
+        </w:rPr>
+      </w:r>
+    </w:p>
+    <w:p>
+      <w:pPr>
+        <w:pStyle w:val="Normal1"/>
         <w:numPr>
           <w:ilvl w:val="0"/>
           <w:numId w:val="6"/>
@@ -141,14 +145,13 @@
         </w:rPr>
       </w:pPr>
       <w:r>
-        <w:rPr>
-          <w:rtl w:val="0"/>
-        </w:rPr>
-        <w:t xml:space="preserve">department_id: Unique identifier for each department.</w:t>
-      </w:r>
-    </w:p>
-    <w:p>
-      <w:pPr>
+        <w:rPr/>
+        <w:t>department_id: Unique identifier for each department.</w:t>
+      </w:r>
+    </w:p>
+    <w:p>
+      <w:pPr>
+        <w:pStyle w:val="Normal1"/>
         <w:numPr>
           <w:ilvl w:val="0"/>
           <w:numId w:val="6"/>
@@ -159,50 +162,51 @@
         </w:rPr>
       </w:pPr>
       <w:r>
-        <w:rPr>
-          <w:rtl w:val="0"/>
-        </w:rPr>
-        <w:t xml:space="preserve">department: Descriptive name of the department.</w:t>
-      </w:r>
-    </w:p>
-    <w:p>
-      <w:pPr>
-        <w:rPr/>
-      </w:pPr>
-      <w:r>
-        <w:rPr>
-          <w:rtl w:val="0"/>
-        </w:rPr>
-      </w:r>
-    </w:p>
-    <w:p>
-      <w:pPr>
-        <w:rPr>
-          <w:b w:val="1"/>
-        </w:rPr>
-      </w:pPr>
-      <w:r>
-        <w:rPr>
-          <w:b w:val="1"/>
-          <w:rtl w:val="0"/>
-        </w:rPr>
-        <w:t xml:space="preserve">3. Order_products__prior.csv:</w:t>
-      </w:r>
-    </w:p>
-    <w:p>
-      <w:pPr>
-        <w:rPr>
-          <w:b w:val="1"/>
-        </w:rPr>
-      </w:pPr>
-      <w:r>
-        <w:rPr>
-          <w:rtl w:val="0"/>
-        </w:rPr>
-      </w:r>
-    </w:p>
-    <w:p>
-      <w:pPr>
+        <w:rPr/>
+        <w:t>department: Descriptive name of the department.</w:t>
+      </w:r>
+    </w:p>
+    <w:p>
+      <w:pPr>
+        <w:pStyle w:val="Normal1"/>
+        <w:rPr/>
+      </w:pPr>
+      <w:r>
+        <w:rPr/>
+      </w:r>
+    </w:p>
+    <w:p>
+      <w:pPr>
+        <w:pStyle w:val="Normal1"/>
+        <w:rPr>
+          <w:b/>
+          <w:b/>
+        </w:rPr>
+      </w:pPr>
+      <w:r>
+        <w:rPr>
+          <w:b/>
+        </w:rPr>
+        <w:t>3. Order_products_prior.csv:</w:t>
+      </w:r>
+    </w:p>
+    <w:p>
+      <w:pPr>
+        <w:pStyle w:val="Normal1"/>
+        <w:rPr>
+          <w:b/>
+          <w:b/>
+        </w:rPr>
+      </w:pPr>
+      <w:r>
+        <w:rPr>
+          <w:b/>
+        </w:rPr>
+      </w:r>
+    </w:p>
+    <w:p>
+      <w:pPr>
+        <w:pStyle w:val="Normal1"/>
         <w:numPr>
           <w:ilvl w:val="0"/>
           <w:numId w:val="1"/>
@@ -213,14 +217,13 @@
         </w:rPr>
       </w:pPr>
       <w:r>
-        <w:rPr>
-          <w:rtl w:val="0"/>
-        </w:rPr>
-        <w:t xml:space="preserve">order_id: Unique identifier for each individual order.</w:t>
-      </w:r>
-    </w:p>
-    <w:p>
-      <w:pPr>
+        <w:rPr/>
+        <w:t>order_id: Unique identifier for each individual order.</w:t>
+      </w:r>
+    </w:p>
+    <w:p>
+      <w:pPr>
+        <w:pStyle w:val="Normal1"/>
         <w:numPr>
           <w:ilvl w:val="0"/>
           <w:numId w:val="1"/>
@@ -231,14 +234,13 @@
         </w:rPr>
       </w:pPr>
       <w:r>
-        <w:rPr>
-          <w:rtl w:val="0"/>
-        </w:rPr>
-        <w:t xml:space="preserve">product_id: Unique identifier for each product in the order.</w:t>
-      </w:r>
-    </w:p>
-    <w:p>
-      <w:pPr>
+        <w:rPr/>
+        <w:t>product_id: Unique identifier for each product in the order.</w:t>
+      </w:r>
+    </w:p>
+    <w:p>
+      <w:pPr>
+        <w:pStyle w:val="Normal1"/>
         <w:numPr>
           <w:ilvl w:val="0"/>
           <w:numId w:val="1"/>
@@ -249,14 +251,13 @@
         </w:rPr>
       </w:pPr>
       <w:r>
-        <w:rPr>
-          <w:rtl w:val="0"/>
-        </w:rPr>
-        <w:t xml:space="preserve">add_to_cart_order: Order in which the product was added to the cart.</w:t>
-      </w:r>
-    </w:p>
-    <w:p>
-      <w:pPr>
+        <w:rPr/>
+        <w:t>add_to_cart_order: Order in which the product was added to the cart.</w:t>
+      </w:r>
+    </w:p>
+    <w:p>
+      <w:pPr>
+        <w:pStyle w:val="Normal1"/>
         <w:numPr>
           <w:ilvl w:val="0"/>
           <w:numId w:val="1"/>
@@ -267,51 +268,52 @@
         </w:rPr>
       </w:pPr>
       <w:r>
-        <w:rPr>
-          <w:rtl w:val="0"/>
-        </w:rPr>
-        <w:t xml:space="preserve">reordered: Binary flag indicating if the product was reordered (1 for reorder, 0 for first-time order).</w:t>
-      </w:r>
-    </w:p>
-    <w:p>
-      <w:pPr>
-        <w:ind w:left="0" w:firstLine="0"/>
-        <w:rPr/>
-      </w:pPr>
-      <w:r>
-        <w:rPr>
-          <w:rtl w:val="0"/>
-        </w:rPr>
-      </w:r>
-    </w:p>
-    <w:p>
-      <w:pPr>
-        <w:rPr>
-          <w:b w:val="1"/>
-        </w:rPr>
-      </w:pPr>
-      <w:r>
-        <w:rPr>
-          <w:b w:val="1"/>
-          <w:rtl w:val="0"/>
-        </w:rPr>
-        <w:t xml:space="preserve">4. Order_products__train.csv:</w:t>
-      </w:r>
-    </w:p>
-    <w:p>
-      <w:pPr>
-        <w:rPr>
-          <w:b w:val="1"/>
-        </w:rPr>
-      </w:pPr>
-      <w:r>
-        <w:rPr>
-          <w:rtl w:val="0"/>
-        </w:rPr>
-      </w:r>
-    </w:p>
-    <w:p>
-      <w:pPr>
+        <w:rPr/>
+        <w:t>reordered: Binary flag indicating if the product was reordered (1 for reorder, 0 for first-time order).</w:t>
+      </w:r>
+    </w:p>
+    <w:p>
+      <w:pPr>
+        <w:pStyle w:val="Normal1"/>
+        <w:ind w:left="0" w:hanging="0"/>
+        <w:rPr/>
+      </w:pPr>
+      <w:r>
+        <w:rPr/>
+      </w:r>
+    </w:p>
+    <w:p>
+      <w:pPr>
+        <w:pStyle w:val="Normal1"/>
+        <w:rPr>
+          <w:b/>
+          <w:b/>
+        </w:rPr>
+      </w:pPr>
+      <w:r>
+        <w:rPr>
+          <w:b/>
+        </w:rPr>
+        <w:t>4. Order_products_train.csv:</w:t>
+      </w:r>
+    </w:p>
+    <w:p>
+      <w:pPr>
+        <w:pStyle w:val="Normal1"/>
+        <w:rPr>
+          <w:b/>
+          <w:b/>
+        </w:rPr>
+      </w:pPr>
+      <w:r>
+        <w:rPr>
+          <w:b/>
+        </w:rPr>
+      </w:r>
+    </w:p>
+    <w:p>
+      <w:pPr>
+        <w:pStyle w:val="Normal1"/>
         <w:numPr>
           <w:ilvl w:val="0"/>
           <w:numId w:val="4"/>
@@ -322,14 +324,13 @@
         </w:rPr>
       </w:pPr>
       <w:r>
-        <w:rPr>
-          <w:rtl w:val="0"/>
-        </w:rPr>
-        <w:t xml:space="preserve">order_id: Unique identifier for each individual order.</w:t>
-      </w:r>
-    </w:p>
-    <w:p>
-      <w:pPr>
+        <w:rPr/>
+        <w:t>order_id: Unique identifier for each individual order.</w:t>
+      </w:r>
+    </w:p>
+    <w:p>
+      <w:pPr>
+        <w:pStyle w:val="Normal1"/>
         <w:numPr>
           <w:ilvl w:val="0"/>
           <w:numId w:val="4"/>
@@ -340,14 +341,13 @@
         </w:rPr>
       </w:pPr>
       <w:r>
-        <w:rPr>
-          <w:rtl w:val="0"/>
-        </w:rPr>
-        <w:t xml:space="preserve">product_id: Unique identifier for each product in the order.</w:t>
-      </w:r>
-    </w:p>
-    <w:p>
-      <w:pPr>
+        <w:rPr/>
+        <w:t>product_id: Unique identifier for each product in the order.</w:t>
+      </w:r>
+    </w:p>
+    <w:p>
+      <w:pPr>
+        <w:pStyle w:val="Normal1"/>
         <w:numPr>
           <w:ilvl w:val="0"/>
           <w:numId w:val="4"/>
@@ -358,14 +358,13 @@
         </w:rPr>
       </w:pPr>
       <w:r>
-        <w:rPr>
-          <w:rtl w:val="0"/>
-        </w:rPr>
-        <w:t xml:space="preserve">add_to_cart_order: Order in which the product was added to the cart.</w:t>
-      </w:r>
-    </w:p>
-    <w:p>
-      <w:pPr>
+        <w:rPr/>
+        <w:t>add_to_cart_order: Order in which the product was added to the cart.</w:t>
+      </w:r>
+    </w:p>
+    <w:p>
+      <w:pPr>
+        <w:pStyle w:val="Normal1"/>
         <w:numPr>
           <w:ilvl w:val="0"/>
           <w:numId w:val="4"/>
@@ -376,48 +375,46 @@
         </w:rPr>
       </w:pPr>
       <w:r>
-        <w:rPr>
-          <w:rtl w:val="0"/>
-        </w:rPr>
-        <w:t xml:space="preserve">reordered: Binary flag indicating if the product was reordered (1 for reorder, 0 for first-time order).</w:t>
-      </w:r>
-    </w:p>
-    <w:p>
-      <w:pPr>
-        <w:rPr/>
-      </w:pPr>
-      <w:r>
-        <w:rPr>
-          <w:rtl w:val="0"/>
-        </w:rPr>
-      </w:r>
-    </w:p>
-    <w:p>
-      <w:pPr>
-        <w:rPr>
-          <w:b w:val="1"/>
-        </w:rPr>
-      </w:pPr>
-      <w:r>
-        <w:rPr>
-          <w:b w:val="1"/>
-          <w:rtl w:val="0"/>
-        </w:rPr>
-        <w:t xml:space="preserve">5. Orders.csv:</w:t>
-      </w:r>
-    </w:p>
-    <w:p>
-      <w:pPr>
-        <w:rPr/>
-      </w:pPr>
-      <w:r>
-        <w:rPr>
-          <w:rtl w:val="0"/>
-        </w:rPr>
-      </w:r>
-    </w:p>
-    <w:p>
-      <w:pPr>
+        <w:rPr/>
+        <w:t>reordered: Binary flag indicating if the product was reordered (1 for reorder, 0 for first-time order).</w:t>
+      </w:r>
+    </w:p>
+    <w:p>
+      <w:pPr>
+        <w:pStyle w:val="Normal1"/>
+        <w:rPr/>
+      </w:pPr>
+      <w:r>
+        <w:rPr/>
+      </w:r>
+    </w:p>
+    <w:p>
+      <w:pPr>
+        <w:pStyle w:val="Normal1"/>
+        <w:rPr>
+          <w:b/>
+          <w:b/>
+        </w:rPr>
+      </w:pPr>
+      <w:r>
+        <w:rPr>
+          <w:b/>
+        </w:rPr>
+        <w:t>5. Orders.csv:</w:t>
+      </w:r>
+    </w:p>
+    <w:p>
+      <w:pPr>
+        <w:pStyle w:val="Normal1"/>
+        <w:rPr/>
+      </w:pPr>
+      <w:r>
+        <w:rPr/>
+      </w:r>
+    </w:p>
+    <w:p>
+      <w:pPr>
+        <w:pStyle w:val="Normal1"/>
         <w:numPr>
           <w:ilvl w:val="0"/>
           <w:numId w:val="5"/>
@@ -428,14 +425,13 @@
         </w:rPr>
       </w:pPr>
       <w:r>
-        <w:rPr>
-          <w:rtl w:val="0"/>
-        </w:rPr>
-        <w:t xml:space="preserve">order_id: Unique identifier for each individual order.</w:t>
-      </w:r>
-    </w:p>
-    <w:p>
-      <w:pPr>
+        <w:rPr/>
+        <w:t>order_id: Unique identifier for each individual order.</w:t>
+      </w:r>
+    </w:p>
+    <w:p>
+      <w:pPr>
+        <w:pStyle w:val="Normal1"/>
         <w:numPr>
           <w:ilvl w:val="0"/>
           <w:numId w:val="5"/>
@@ -446,14 +442,13 @@
         </w:rPr>
       </w:pPr>
       <w:r>
-        <w:rPr>
-          <w:rtl w:val="0"/>
-        </w:rPr>
-        <w:t xml:space="preserve">user_id: Unique identifier for each user/customer.</w:t>
-      </w:r>
-    </w:p>
-    <w:p>
-      <w:pPr>
+        <w:rPr/>
+        <w:t>user_id: Unique identifier for each user/customer.</w:t>
+      </w:r>
+    </w:p>
+    <w:p>
+      <w:pPr>
+        <w:pStyle w:val="Normal1"/>
         <w:numPr>
           <w:ilvl w:val="0"/>
           <w:numId w:val="5"/>
@@ -464,14 +459,13 @@
         </w:rPr>
       </w:pPr>
       <w:r>
-        <w:rPr>
-          <w:rtl w:val="0"/>
-        </w:rPr>
-        <w:t xml:space="preserve">eval_set: Indicates the evaluation set the order belongs to (prior, train, test).</w:t>
-      </w:r>
-    </w:p>
-    <w:p>
-      <w:pPr>
+        <w:rPr/>
+        <w:t>eval_set: Indicates the evaluation set the order belongs to (prior, train, test).</w:t>
+      </w:r>
+    </w:p>
+    <w:p>
+      <w:pPr>
+        <w:pStyle w:val="Normal1"/>
         <w:numPr>
           <w:ilvl w:val="0"/>
           <w:numId w:val="5"/>
@@ -482,14 +476,13 @@
         </w:rPr>
       </w:pPr>
       <w:r>
-        <w:rPr>
-          <w:rtl w:val="0"/>
-        </w:rPr>
-        <w:t xml:space="preserve">order_number: Sequence number of the order for a particular user.</w:t>
-      </w:r>
-    </w:p>
-    <w:p>
-      <w:pPr>
+        <w:rPr/>
+        <w:t>order_number: Sequence number of the order for a particular user.</w:t>
+      </w:r>
+    </w:p>
+    <w:p>
+      <w:pPr>
+        <w:pStyle w:val="Normal1"/>
         <w:numPr>
           <w:ilvl w:val="0"/>
           <w:numId w:val="5"/>
@@ -500,14 +493,13 @@
         </w:rPr>
       </w:pPr>
       <w:r>
-        <w:rPr>
-          <w:rtl w:val="0"/>
-        </w:rPr>
-        <w:t xml:space="preserve">order_dow: Day of the week when the order was placed (0 = Sunday, 1 = Monday, etc.).</w:t>
-      </w:r>
-    </w:p>
-    <w:p>
-      <w:pPr>
+        <w:rPr/>
+        <w:t>order_dow: Day of the week when the order was placed (0 = Sunday, 1 = Monday, etc.).</w:t>
+      </w:r>
+    </w:p>
+    <w:p>
+      <w:pPr>
+        <w:pStyle w:val="Normal1"/>
         <w:numPr>
           <w:ilvl w:val="0"/>
           <w:numId w:val="5"/>
@@ -518,14 +510,13 @@
         </w:rPr>
       </w:pPr>
       <w:r>
-        <w:rPr>
-          <w:rtl w:val="0"/>
-        </w:rPr>
-        <w:t xml:space="preserve">order_hour_of_day: Hour of the day when the order was placed.</w:t>
-      </w:r>
-    </w:p>
-    <w:p>
-      <w:pPr>
+        <w:rPr/>
+        <w:t>order_hour_of_day: Hour of the day when the order was placed.</w:t>
+      </w:r>
+    </w:p>
+    <w:p>
+      <w:pPr>
+        <w:pStyle w:val="Normal1"/>
         <w:numPr>
           <w:ilvl w:val="0"/>
           <w:numId w:val="5"/>
@@ -536,50 +527,51 @@
         </w:rPr>
       </w:pPr>
       <w:r>
-        <w:rPr>
-          <w:rtl w:val="0"/>
-        </w:rPr>
-        <w:t xml:space="preserve">days_since_prior_order: Number of days since the user's previous order (null for first orders).</w:t>
-      </w:r>
-    </w:p>
-    <w:p>
-      <w:pPr>
-        <w:rPr/>
-      </w:pPr>
-      <w:r>
-        <w:rPr>
-          <w:rtl w:val="0"/>
-        </w:rPr>
-      </w:r>
-    </w:p>
-    <w:p>
-      <w:pPr>
-        <w:rPr>
-          <w:b w:val="1"/>
-        </w:rPr>
-      </w:pPr>
-      <w:r>
-        <w:rPr>
-          <w:b w:val="1"/>
-          <w:rtl w:val="0"/>
-        </w:rPr>
-        <w:t xml:space="preserve">6. Products.csv:</w:t>
-      </w:r>
-    </w:p>
-    <w:p>
-      <w:pPr>
-        <w:rPr>
-          <w:b w:val="1"/>
-        </w:rPr>
-      </w:pPr>
-      <w:r>
-        <w:rPr>
-          <w:rtl w:val="0"/>
-        </w:rPr>
-      </w:r>
-    </w:p>
-    <w:p>
-      <w:pPr>
+        <w:rPr/>
+        <w:t>days_since_prior_order: Number of days since the user's previous order (null for first orders).</w:t>
+      </w:r>
+    </w:p>
+    <w:p>
+      <w:pPr>
+        <w:pStyle w:val="Normal1"/>
+        <w:rPr/>
+      </w:pPr>
+      <w:r>
+        <w:rPr/>
+      </w:r>
+    </w:p>
+    <w:p>
+      <w:pPr>
+        <w:pStyle w:val="Normal1"/>
+        <w:rPr>
+          <w:b/>
+          <w:b/>
+        </w:rPr>
+      </w:pPr>
+      <w:r>
+        <w:rPr>
+          <w:b/>
+        </w:rPr>
+        <w:t>6. Products.csv:</w:t>
+      </w:r>
+    </w:p>
+    <w:p>
+      <w:pPr>
+        <w:pStyle w:val="Normal1"/>
+        <w:rPr>
+          <w:b/>
+          <w:b/>
+        </w:rPr>
+      </w:pPr>
+      <w:r>
+        <w:rPr>
+          <w:b/>
+        </w:rPr>
+      </w:r>
+    </w:p>
+    <w:p>
+      <w:pPr>
+        <w:pStyle w:val="Normal1"/>
         <w:numPr>
           <w:ilvl w:val="0"/>
           <w:numId w:val="2"/>
@@ -590,14 +582,13 @@
         </w:rPr>
       </w:pPr>
       <w:r>
-        <w:rPr>
-          <w:rtl w:val="0"/>
-        </w:rPr>
-        <w:t xml:space="preserve">product_id: Unique identifier for each product.</w:t>
-      </w:r>
-    </w:p>
-    <w:p>
-      <w:pPr>
+        <w:rPr/>
+        <w:t>product_id: Unique identifier for each product.</w:t>
+      </w:r>
+    </w:p>
+    <w:p>
+      <w:pPr>
+        <w:pStyle w:val="Normal1"/>
         <w:numPr>
           <w:ilvl w:val="0"/>
           <w:numId w:val="2"/>
@@ -608,14 +599,13 @@
         </w:rPr>
       </w:pPr>
       <w:r>
-        <w:rPr>
-          <w:rtl w:val="0"/>
-        </w:rPr>
-        <w:t xml:space="preserve">product_name: Descriptive name of the product.</w:t>
-      </w:r>
-    </w:p>
-    <w:p>
-      <w:pPr>
+        <w:rPr/>
+        <w:t>product_name: Descriptive name of the product.</w:t>
+      </w:r>
+    </w:p>
+    <w:p>
+      <w:pPr>
+        <w:pStyle w:val="Normal1"/>
         <w:numPr>
           <w:ilvl w:val="0"/>
           <w:numId w:val="2"/>
@@ -626,14 +616,13 @@
         </w:rPr>
       </w:pPr>
       <w:r>
-        <w:rPr>
-          <w:rtl w:val="0"/>
-        </w:rPr>
-        <w:t xml:space="preserve">aisle_id: Unique identifier for the aisle where the product is located.</w:t>
-      </w:r>
-    </w:p>
-    <w:p>
-      <w:pPr>
+        <w:rPr/>
+        <w:t>aisle_id: Unique identifier for the aisle where the product is located.</w:t>
+      </w:r>
+    </w:p>
+    <w:p>
+      <w:pPr>
+        <w:pStyle w:val="Normal1"/>
         <w:numPr>
           <w:ilvl w:val="0"/>
           <w:numId w:val="2"/>
@@ -644,66 +633,74 @@
         </w:rPr>
       </w:pPr>
       <w:r>
-        <w:rPr>
-          <w:rtl w:val="0"/>
-        </w:rPr>
-        <w:t xml:space="preserve">department_id: Unique identifier for the department to which the product belongs.</w:t>
-      </w:r>
-    </w:p>
-    <w:p>
-      <w:pPr>
-        <w:rPr/>
-      </w:pPr>
-      <w:r>
-        <w:rPr>
-          <w:rtl w:val="0"/>
-        </w:rPr>
-      </w:r>
-    </w:p>
-    <w:p>
-      <w:pPr>
-        <w:rPr/>
-      </w:pPr>
-      <w:r>
-        <w:rPr>
-          <w:rtl w:val="0"/>
-        </w:rPr>
-        <w:t xml:space="preserve">This data dictionary provides a detailed overview of each dataset and the purpose of each column within them. It's a valuable reference for understanding the structure and content of the data.</w:t>
+        <w:rPr/>
+        <w:t>department_id: Unique identifier for the department to which the product belongs.</w:t>
+      </w:r>
+    </w:p>
+    <w:p>
+      <w:pPr>
+        <w:pStyle w:val="Normal1"/>
+        <w:rPr/>
+      </w:pPr>
+      <w:r>
+        <w:rPr/>
+      </w:r>
+    </w:p>
+    <w:p>
+      <w:pPr>
+        <w:pStyle w:val="Normal1"/>
+        <w:rPr/>
+      </w:pPr>
+      <w:r>
+        <w:rPr/>
+        <w:t>This data dictionary provides a detailed overview of each dataset and the purpose of each column within them. It's a valuable reference for understanding the structure and content of the data.</w:t>
       </w:r>
     </w:p>
     <w:sectPr>
-      <w:pgSz w:h="15840" w:w="12240" w:orient="portrait"/>
-      <w:pgMar w:bottom="1440" w:top="1440" w:left="1440" w:right="1440" w:header="720" w:footer="720"/>
-      <w:pgNumType w:start="1"/>
+      <w:type w:val="nextPage"/>
+      <w:pgSz w:w="12240" w:h="15840"/>
+      <w:pgMar w:left="1440" w:right="1440" w:gutter="0" w:header="0" w:top="1440" w:footer="0" w:bottom="1440"/>
+      <w:pgNumType w:start="1" w:fmt="decimal"/>
+      <w:formProt w:val="false"/>
+      <w:textDirection w:val="lrTb"/>
+      <w:docGrid w:type="default" w:linePitch="100" w:charSpace="4096"/>
     </w:sectPr>
   </w:body>
 </w:document>
 </file>
 
 <file path=word/numbering.xml><?xml version="1.0" encoding="utf-8"?>
-<w:numbering xmlns:mc="http://schemas.openxmlformats.org/markup-compatibility/2006" xmlns:o="urn:schemas-microsoft-com:office:office" xmlns:r="http://schemas.openxmlformats.org/officeDocument/2006/relationships" xmlns:m="http://schemas.openxmlformats.org/officeDocument/2006/math" xmlns:v="urn:schemas-microsoft-com:vml" xmlns:wp="http://schemas.openxmlformats.org/drawingml/2006/wordprocessingDrawing" xmlns:w10="urn:schemas-microsoft-com:office:word" xmlns:w="http://schemas.openxmlformats.org/wordprocessingml/2006/main" xmlns:wne="http://schemas.microsoft.com/office/word/2006/wordml" xmlns:sl="http://schemas.openxmlformats.org/schemaLibrary/2006/main" xmlns:a="http://schemas.openxmlformats.org/drawingml/2006/main" xmlns:pic="http://schemas.openxmlformats.org/drawingml/2006/picture" xmlns:c="http://schemas.openxmlformats.org/drawingml/2006/chart" xmlns:lc="http://schemas.openxmlformats.org/drawingml/2006/lockedCanvas" xmlns:dgm="http://schemas.openxmlformats.org/drawingml/2006/diagram" xmlns:wps="http://schemas.microsoft.com/office/word/2010/wordprocessingShape" xmlns:wpg="http://schemas.microsoft.com/office/word/2010/wordprocessingGroup" xmlns:w14="http://schemas.microsoft.com/office/word/2010/wordml" xmlns:w15="http://schemas.microsoft.com/office/word/2012/wordml">
+<w:numbering xmlns:w="http://schemas.openxmlformats.org/wordprocessingml/2006/main" xmlns:o="urn:schemas-microsoft-com:office:office" xmlns:r="http://schemas.openxmlformats.org/officeDocument/2006/relationships" xmlns:v="urn:schemas-microsoft-com:vml" xmlns:mc="http://schemas.openxmlformats.org/markup-compatibility/2006" xmlns:w14="http://schemas.microsoft.com/office/word/2010/wordml" mc:Ignorable="w14">
   <w:abstractNum w:abstractNumId="1">
     <w:lvl w:ilvl="0">
       <w:start w:val="1"/>
       <w:numFmt w:val="bullet"/>
-      <w:lvlText w:val="●"/>
-      <w:lvlJc w:val="left"/>
-      <w:pPr>
-        <w:ind w:left="720" w:hanging="360"/>
-      </w:pPr>
-      <w:rPr>
+      <w:lvlText w:val=""/>
+      <w:lvlJc w:val="left"/>
+      <w:pPr>
+        <w:tabs>
+          <w:tab w:val="num" w:pos="0"/>
+        </w:tabs>
+        <w:ind w:left="720" w:hanging="360"/>
+      </w:pPr>
+      <w:rPr>
+        <w:rFonts w:ascii="Wingdings" w:hAnsi="Wingdings" w:cs="Wingdings" w:hint="default"/>
         <w:u w:val="none"/>
       </w:rPr>
     </w:lvl>
     <w:lvl w:ilvl="1">
       <w:start w:val="1"/>
       <w:numFmt w:val="bullet"/>
-      <w:lvlText w:val="○"/>
-      <w:lvlJc w:val="left"/>
-      <w:pPr>
+      <w:lvlText w:val=""/>
+      <w:lvlJc w:val="left"/>
+      <w:pPr>
+        <w:tabs>
+          <w:tab w:val="num" w:pos="0"/>
+        </w:tabs>
         <w:ind w:left="1440" w:hanging="360"/>
       </w:pPr>
       <w:rPr>
+        <w:rFonts w:ascii="Wingdings 2" w:hAnsi="Wingdings 2" w:cs="Wingdings 2" w:hint="default"/>
         <w:u w:val="none"/>
       </w:rPr>
     </w:lvl>
@@ -713,33 +710,45 @@
       <w:lvlText w:val="■"/>
       <w:lvlJc w:val="left"/>
       <w:pPr>
+        <w:tabs>
+          <w:tab w:val="num" w:pos="0"/>
+        </w:tabs>
         <w:ind w:left="2160" w:hanging="360"/>
       </w:pPr>
       <w:rPr>
+        <w:rFonts w:ascii="OpenSymbol" w:hAnsi="OpenSymbol" w:cs="OpenSymbol" w:hint="default"/>
         <w:u w:val="none"/>
       </w:rPr>
     </w:lvl>
     <w:lvl w:ilvl="3">
       <w:start w:val="1"/>
       <w:numFmt w:val="bullet"/>
-      <w:lvlText w:val="●"/>
-      <w:lvlJc w:val="left"/>
-      <w:pPr>
+      <w:lvlText w:val=""/>
+      <w:lvlJc w:val="left"/>
+      <w:pPr>
+        <w:tabs>
+          <w:tab w:val="num" w:pos="0"/>
+        </w:tabs>
         <w:ind w:left="2880" w:hanging="360"/>
       </w:pPr>
       <w:rPr>
+        <w:rFonts w:ascii="Wingdings" w:hAnsi="Wingdings" w:cs="Wingdings" w:hint="default"/>
         <w:u w:val="none"/>
       </w:rPr>
     </w:lvl>
     <w:lvl w:ilvl="4">
       <w:start w:val="1"/>
       <w:numFmt w:val="bullet"/>
-      <w:lvlText w:val="○"/>
-      <w:lvlJc w:val="left"/>
-      <w:pPr>
+      <w:lvlText w:val=""/>
+      <w:lvlJc w:val="left"/>
+      <w:pPr>
+        <w:tabs>
+          <w:tab w:val="num" w:pos="0"/>
+        </w:tabs>
         <w:ind w:left="3600" w:hanging="360"/>
       </w:pPr>
       <w:rPr>
+        <w:rFonts w:ascii="Wingdings 2" w:hAnsi="Wingdings 2" w:cs="Wingdings 2" w:hint="default"/>
         <w:u w:val="none"/>
       </w:rPr>
     </w:lvl>
@@ -749,33 +758,45 @@
       <w:lvlText w:val="■"/>
       <w:lvlJc w:val="left"/>
       <w:pPr>
+        <w:tabs>
+          <w:tab w:val="num" w:pos="0"/>
+        </w:tabs>
         <w:ind w:left="4320" w:hanging="360"/>
       </w:pPr>
       <w:rPr>
+        <w:rFonts w:ascii="OpenSymbol" w:hAnsi="OpenSymbol" w:cs="OpenSymbol" w:hint="default"/>
         <w:u w:val="none"/>
       </w:rPr>
     </w:lvl>
     <w:lvl w:ilvl="6">
       <w:start w:val="1"/>
       <w:numFmt w:val="bullet"/>
-      <w:lvlText w:val="●"/>
-      <w:lvlJc w:val="left"/>
-      <w:pPr>
+      <w:lvlText w:val=""/>
+      <w:lvlJc w:val="left"/>
+      <w:pPr>
+        <w:tabs>
+          <w:tab w:val="num" w:pos="0"/>
+        </w:tabs>
         <w:ind w:left="5040" w:hanging="360"/>
       </w:pPr>
       <w:rPr>
+        <w:rFonts w:ascii="Wingdings" w:hAnsi="Wingdings" w:cs="Wingdings" w:hint="default"/>
         <w:u w:val="none"/>
       </w:rPr>
     </w:lvl>
     <w:lvl w:ilvl="7">
       <w:start w:val="1"/>
       <w:numFmt w:val="bullet"/>
-      <w:lvlText w:val="○"/>
-      <w:lvlJc w:val="left"/>
-      <w:pPr>
+      <w:lvlText w:val=""/>
+      <w:lvlJc w:val="left"/>
+      <w:pPr>
+        <w:tabs>
+          <w:tab w:val="num" w:pos="0"/>
+        </w:tabs>
         <w:ind w:left="5760" w:hanging="360"/>
       </w:pPr>
       <w:rPr>
+        <w:rFonts w:ascii="Wingdings 2" w:hAnsi="Wingdings 2" w:cs="Wingdings 2" w:hint="default"/>
         <w:u w:val="none"/>
       </w:rPr>
     </w:lvl>
@@ -785,9 +806,13 @@
       <w:lvlText w:val="■"/>
       <w:lvlJc w:val="left"/>
       <w:pPr>
+        <w:tabs>
+          <w:tab w:val="num" w:pos="0"/>
+        </w:tabs>
         <w:ind w:left="6480" w:hanging="360"/>
       </w:pPr>
       <w:rPr>
+        <w:rFonts w:ascii="OpenSymbol" w:hAnsi="OpenSymbol" w:cs="OpenSymbol" w:hint="default"/>
         <w:u w:val="none"/>
       </w:rPr>
     </w:lvl>
@@ -796,24 +821,32 @@
     <w:lvl w:ilvl="0">
       <w:start w:val="1"/>
       <w:numFmt w:val="bullet"/>
-      <w:lvlText w:val="●"/>
-      <w:lvlJc w:val="left"/>
-      <w:pPr>
-        <w:ind w:left="720" w:hanging="360"/>
-      </w:pPr>
-      <w:rPr>
+      <w:lvlText w:val=""/>
+      <w:lvlJc w:val="left"/>
+      <w:pPr>
+        <w:tabs>
+          <w:tab w:val="num" w:pos="0"/>
+        </w:tabs>
+        <w:ind w:left="720" w:hanging="360"/>
+      </w:pPr>
+      <w:rPr>
+        <w:rFonts w:ascii="Wingdings" w:hAnsi="Wingdings" w:cs="Wingdings" w:hint="default"/>
         <w:u w:val="none"/>
       </w:rPr>
     </w:lvl>
     <w:lvl w:ilvl="1">
       <w:start w:val="1"/>
       <w:numFmt w:val="bullet"/>
-      <w:lvlText w:val="○"/>
-      <w:lvlJc w:val="left"/>
-      <w:pPr>
+      <w:lvlText w:val=""/>
+      <w:lvlJc w:val="left"/>
+      <w:pPr>
+        <w:tabs>
+          <w:tab w:val="num" w:pos="0"/>
+        </w:tabs>
         <w:ind w:left="1440" w:hanging="360"/>
       </w:pPr>
       <w:rPr>
+        <w:rFonts w:ascii="Wingdings 2" w:hAnsi="Wingdings 2" w:cs="Wingdings 2" w:hint="default"/>
         <w:u w:val="none"/>
       </w:rPr>
     </w:lvl>
@@ -823,33 +856,45 @@
       <w:lvlText w:val="■"/>
       <w:lvlJc w:val="left"/>
       <w:pPr>
+        <w:tabs>
+          <w:tab w:val="num" w:pos="0"/>
+        </w:tabs>
         <w:ind w:left="2160" w:hanging="360"/>
       </w:pPr>
       <w:rPr>
+        <w:rFonts w:ascii="OpenSymbol" w:hAnsi="OpenSymbol" w:cs="OpenSymbol" w:hint="default"/>
         <w:u w:val="none"/>
       </w:rPr>
     </w:lvl>
     <w:lvl w:ilvl="3">
       <w:start w:val="1"/>
       <w:numFmt w:val="bullet"/>
-      <w:lvlText w:val="●"/>
-      <w:lvlJc w:val="left"/>
-      <w:pPr>
+      <w:lvlText w:val=""/>
+      <w:lvlJc w:val="left"/>
+      <w:pPr>
+        <w:tabs>
+          <w:tab w:val="num" w:pos="0"/>
+        </w:tabs>
         <w:ind w:left="2880" w:hanging="360"/>
       </w:pPr>
       <w:rPr>
+        <w:rFonts w:ascii="Wingdings" w:hAnsi="Wingdings" w:cs="Wingdings" w:hint="default"/>
         <w:u w:val="none"/>
       </w:rPr>
     </w:lvl>
     <w:lvl w:ilvl="4">
       <w:start w:val="1"/>
       <w:numFmt w:val="bullet"/>
-      <w:lvlText w:val="○"/>
-      <w:lvlJc w:val="left"/>
-      <w:pPr>
+      <w:lvlText w:val=""/>
+      <w:lvlJc w:val="left"/>
+      <w:pPr>
+        <w:tabs>
+          <w:tab w:val="num" w:pos="0"/>
+        </w:tabs>
         <w:ind w:left="3600" w:hanging="360"/>
       </w:pPr>
       <w:rPr>
+        <w:rFonts w:ascii="Wingdings 2" w:hAnsi="Wingdings 2" w:cs="Wingdings 2" w:hint="default"/>
         <w:u w:val="none"/>
       </w:rPr>
     </w:lvl>
@@ -859,33 +904,45 @@
       <w:lvlText w:val="■"/>
       <w:lvlJc w:val="left"/>
       <w:pPr>
+        <w:tabs>
+          <w:tab w:val="num" w:pos="0"/>
+        </w:tabs>
         <w:ind w:left="4320" w:hanging="360"/>
       </w:pPr>
       <w:rPr>
+        <w:rFonts w:ascii="OpenSymbol" w:hAnsi="OpenSymbol" w:cs="OpenSymbol" w:hint="default"/>
         <w:u w:val="none"/>
       </w:rPr>
     </w:lvl>
     <w:lvl w:ilvl="6">
       <w:start w:val="1"/>
       <w:numFmt w:val="bullet"/>
-      <w:lvlText w:val="●"/>
-      <w:lvlJc w:val="left"/>
-      <w:pPr>
+      <w:lvlText w:val=""/>
+      <w:lvlJc w:val="left"/>
+      <w:pPr>
+        <w:tabs>
+          <w:tab w:val="num" w:pos="0"/>
+        </w:tabs>
         <w:ind w:left="5040" w:hanging="360"/>
       </w:pPr>
       <w:rPr>
+        <w:rFonts w:ascii="Wingdings" w:hAnsi="Wingdings" w:cs="Wingdings" w:hint="default"/>
         <w:u w:val="none"/>
       </w:rPr>
     </w:lvl>
     <w:lvl w:ilvl="7">
       <w:start w:val="1"/>
       <w:numFmt w:val="bullet"/>
-      <w:lvlText w:val="○"/>
-      <w:lvlJc w:val="left"/>
-      <w:pPr>
+      <w:lvlText w:val=""/>
+      <w:lvlJc w:val="left"/>
+      <w:pPr>
+        <w:tabs>
+          <w:tab w:val="num" w:pos="0"/>
+        </w:tabs>
         <w:ind w:left="5760" w:hanging="360"/>
       </w:pPr>
       <w:rPr>
+        <w:rFonts w:ascii="Wingdings 2" w:hAnsi="Wingdings 2" w:cs="Wingdings 2" w:hint="default"/>
         <w:u w:val="none"/>
       </w:rPr>
     </w:lvl>
@@ -895,9 +952,13 @@
       <w:lvlText w:val="■"/>
       <w:lvlJc w:val="left"/>
       <w:pPr>
+        <w:tabs>
+          <w:tab w:val="num" w:pos="0"/>
+        </w:tabs>
         <w:ind w:left="6480" w:hanging="360"/>
       </w:pPr>
       <w:rPr>
+        <w:rFonts w:ascii="OpenSymbol" w:hAnsi="OpenSymbol" w:cs="OpenSymbol" w:hint="default"/>
         <w:u w:val="none"/>
       </w:rPr>
     </w:lvl>
@@ -906,24 +967,32 @@
     <w:lvl w:ilvl="0">
       <w:start w:val="1"/>
       <w:numFmt w:val="bullet"/>
-      <w:lvlText w:val="●"/>
-      <w:lvlJc w:val="left"/>
-      <w:pPr>
-        <w:ind w:left="720" w:hanging="360"/>
-      </w:pPr>
-      <w:rPr>
+      <w:lvlText w:val=""/>
+      <w:lvlJc w:val="left"/>
+      <w:pPr>
+        <w:tabs>
+          <w:tab w:val="num" w:pos="0"/>
+        </w:tabs>
+        <w:ind w:left="720" w:hanging="360"/>
+      </w:pPr>
+      <w:rPr>
+        <w:rFonts w:ascii="Wingdings" w:hAnsi="Wingdings" w:cs="Wingdings" w:hint="default"/>
         <w:u w:val="none"/>
       </w:rPr>
     </w:lvl>
     <w:lvl w:ilvl="1">
       <w:start w:val="1"/>
       <w:numFmt w:val="bullet"/>
-      <w:lvlText w:val="○"/>
-      <w:lvlJc w:val="left"/>
-      <w:pPr>
+      <w:lvlText w:val=""/>
+      <w:lvlJc w:val="left"/>
+      <w:pPr>
+        <w:tabs>
+          <w:tab w:val="num" w:pos="0"/>
+        </w:tabs>
         <w:ind w:left="1440" w:hanging="360"/>
       </w:pPr>
       <w:rPr>
+        <w:rFonts w:ascii="Wingdings 2" w:hAnsi="Wingdings 2" w:cs="Wingdings 2" w:hint="default"/>
         <w:u w:val="none"/>
       </w:rPr>
     </w:lvl>
@@ -933,33 +1002,45 @@
       <w:lvlText w:val="■"/>
       <w:lvlJc w:val="left"/>
       <w:pPr>
+        <w:tabs>
+          <w:tab w:val="num" w:pos="0"/>
+        </w:tabs>
         <w:ind w:left="2160" w:hanging="360"/>
       </w:pPr>
       <w:rPr>
+        <w:rFonts w:ascii="OpenSymbol" w:hAnsi="OpenSymbol" w:cs="OpenSymbol" w:hint="default"/>
         <w:u w:val="none"/>
       </w:rPr>
     </w:lvl>
     <w:lvl w:ilvl="3">
       <w:start w:val="1"/>
       <w:numFmt w:val="bullet"/>
-      <w:lvlText w:val="●"/>
-      <w:lvlJc w:val="left"/>
-      <w:pPr>
+      <w:lvlText w:val=""/>
+      <w:lvlJc w:val="left"/>
+      <w:pPr>
+        <w:tabs>
+          <w:tab w:val="num" w:pos="0"/>
+        </w:tabs>
         <w:ind w:left="2880" w:hanging="360"/>
       </w:pPr>
       <w:rPr>
+        <w:rFonts w:ascii="Wingdings" w:hAnsi="Wingdings" w:cs="Wingdings" w:hint="default"/>
         <w:u w:val="none"/>
       </w:rPr>
     </w:lvl>
     <w:lvl w:ilvl="4">
       <w:start w:val="1"/>
       <w:numFmt w:val="bullet"/>
-      <w:lvlText w:val="○"/>
-      <w:lvlJc w:val="left"/>
-      <w:pPr>
+      <w:lvlText w:val=""/>
+      <w:lvlJc w:val="left"/>
+      <w:pPr>
+        <w:tabs>
+          <w:tab w:val="num" w:pos="0"/>
+        </w:tabs>
         <w:ind w:left="3600" w:hanging="360"/>
       </w:pPr>
       <w:rPr>
+        <w:rFonts w:ascii="Wingdings 2" w:hAnsi="Wingdings 2" w:cs="Wingdings 2" w:hint="default"/>
         <w:u w:val="none"/>
       </w:rPr>
     </w:lvl>
@@ -969,33 +1050,45 @@
       <w:lvlText w:val="■"/>
       <w:lvlJc w:val="left"/>
       <w:pPr>
+        <w:tabs>
+          <w:tab w:val="num" w:pos="0"/>
+        </w:tabs>
         <w:ind w:left="4320" w:hanging="360"/>
       </w:pPr>
       <w:rPr>
+        <w:rFonts w:ascii="OpenSymbol" w:hAnsi="OpenSymbol" w:cs="OpenSymbol" w:hint="default"/>
         <w:u w:val="none"/>
       </w:rPr>
     </w:lvl>
     <w:lvl w:ilvl="6">
       <w:start w:val="1"/>
       <w:numFmt w:val="bullet"/>
-      <w:lvlText w:val="●"/>
-      <w:lvlJc w:val="left"/>
-      <w:pPr>
+      <w:lvlText w:val=""/>
+      <w:lvlJc w:val="left"/>
+      <w:pPr>
+        <w:tabs>
+          <w:tab w:val="num" w:pos="0"/>
+        </w:tabs>
         <w:ind w:left="5040" w:hanging="360"/>
       </w:pPr>
       <w:rPr>
+        <w:rFonts w:ascii="Wingdings" w:hAnsi="Wingdings" w:cs="Wingdings" w:hint="default"/>
         <w:u w:val="none"/>
       </w:rPr>
     </w:lvl>
     <w:lvl w:ilvl="7">
       <w:start w:val="1"/>
       <w:numFmt w:val="bullet"/>
-      <w:lvlText w:val="○"/>
-      <w:lvlJc w:val="left"/>
-      <w:pPr>
+      <w:lvlText w:val=""/>
+      <w:lvlJc w:val="left"/>
+      <w:pPr>
+        <w:tabs>
+          <w:tab w:val="num" w:pos="0"/>
+        </w:tabs>
         <w:ind w:left="5760" w:hanging="360"/>
       </w:pPr>
       <w:rPr>
+        <w:rFonts w:ascii="Wingdings 2" w:hAnsi="Wingdings 2" w:cs="Wingdings 2" w:hint="default"/>
         <w:u w:val="none"/>
       </w:rPr>
     </w:lvl>
@@ -1005,9 +1098,13 @@
       <w:lvlText w:val="■"/>
       <w:lvlJc w:val="left"/>
       <w:pPr>
+        <w:tabs>
+          <w:tab w:val="num" w:pos="0"/>
+        </w:tabs>
         <w:ind w:left="6480" w:hanging="360"/>
       </w:pPr>
       <w:rPr>
+        <w:rFonts w:ascii="OpenSymbol" w:hAnsi="OpenSymbol" w:cs="OpenSymbol" w:hint="default"/>
         <w:u w:val="none"/>
       </w:rPr>
     </w:lvl>
@@ -1016,24 +1113,32 @@
     <w:lvl w:ilvl="0">
       <w:start w:val="1"/>
       <w:numFmt w:val="bullet"/>
-      <w:lvlText w:val="●"/>
-      <w:lvlJc w:val="left"/>
-      <w:pPr>
-        <w:ind w:left="720" w:hanging="360"/>
-      </w:pPr>
-      <w:rPr>
+      <w:lvlText w:val=""/>
+      <w:lvlJc w:val="left"/>
+      <w:pPr>
+        <w:tabs>
+          <w:tab w:val="num" w:pos="0"/>
+        </w:tabs>
+        <w:ind w:left="720" w:hanging="360"/>
+      </w:pPr>
+      <w:rPr>
+        <w:rFonts w:ascii="Wingdings" w:hAnsi="Wingdings" w:cs="Wingdings" w:hint="default"/>
         <w:u w:val="none"/>
       </w:rPr>
     </w:lvl>
     <w:lvl w:ilvl="1">
       <w:start w:val="1"/>
       <w:numFmt w:val="bullet"/>
-      <w:lvlText w:val="○"/>
-      <w:lvlJc w:val="left"/>
-      <w:pPr>
+      <w:lvlText w:val=""/>
+      <w:lvlJc w:val="left"/>
+      <w:pPr>
+        <w:tabs>
+          <w:tab w:val="num" w:pos="0"/>
+        </w:tabs>
         <w:ind w:left="1440" w:hanging="360"/>
       </w:pPr>
       <w:rPr>
+        <w:rFonts w:ascii="Wingdings 2" w:hAnsi="Wingdings 2" w:cs="Wingdings 2" w:hint="default"/>
         <w:u w:val="none"/>
       </w:rPr>
     </w:lvl>
@@ -1043,33 +1148,45 @@
       <w:lvlText w:val="■"/>
       <w:lvlJc w:val="left"/>
       <w:pPr>
+        <w:tabs>
+          <w:tab w:val="num" w:pos="0"/>
+        </w:tabs>
         <w:ind w:left="2160" w:hanging="360"/>
       </w:pPr>
       <w:rPr>
+        <w:rFonts w:ascii="OpenSymbol" w:hAnsi="OpenSymbol" w:cs="OpenSymbol" w:hint="default"/>
         <w:u w:val="none"/>
       </w:rPr>
     </w:lvl>
     <w:lvl w:ilvl="3">
       <w:start w:val="1"/>
       <w:numFmt w:val="bullet"/>
-      <w:lvlText w:val="●"/>
-      <w:lvlJc w:val="left"/>
-      <w:pPr>
+      <w:lvlText w:val=""/>
+      <w:lvlJc w:val="left"/>
+      <w:pPr>
+        <w:tabs>
+          <w:tab w:val="num" w:pos="0"/>
+        </w:tabs>
         <w:ind w:left="2880" w:hanging="360"/>
       </w:pPr>
       <w:rPr>
+        <w:rFonts w:ascii="Wingdings" w:hAnsi="Wingdings" w:cs="Wingdings" w:hint="default"/>
         <w:u w:val="none"/>
       </w:rPr>
     </w:lvl>
     <w:lvl w:ilvl="4">
       <w:start w:val="1"/>
       <w:numFmt w:val="bullet"/>
-      <w:lvlText w:val="○"/>
-      <w:lvlJc w:val="left"/>
-      <w:pPr>
+      <w:lvlText w:val=""/>
+      <w:lvlJc w:val="left"/>
+      <w:pPr>
+        <w:tabs>
+          <w:tab w:val="num" w:pos="0"/>
+        </w:tabs>
         <w:ind w:left="3600" w:hanging="360"/>
       </w:pPr>
       <w:rPr>
+        <w:rFonts w:ascii="Wingdings 2" w:hAnsi="Wingdings 2" w:cs="Wingdings 2" w:hint="default"/>
         <w:u w:val="none"/>
       </w:rPr>
     </w:lvl>
@@ -1079,33 +1196,45 @@
       <w:lvlText w:val="■"/>
       <w:lvlJc w:val="left"/>
       <w:pPr>
+        <w:tabs>
+          <w:tab w:val="num" w:pos="0"/>
+        </w:tabs>
         <w:ind w:left="4320" w:hanging="360"/>
       </w:pPr>
       <w:rPr>
+        <w:rFonts w:ascii="OpenSymbol" w:hAnsi="OpenSymbol" w:cs="OpenSymbol" w:hint="default"/>
         <w:u w:val="none"/>
       </w:rPr>
     </w:lvl>
     <w:lvl w:ilvl="6">
       <w:start w:val="1"/>
       <w:numFmt w:val="bullet"/>
-      <w:lvlText w:val="●"/>
-      <w:lvlJc w:val="left"/>
-      <w:pPr>
+      <w:lvlText w:val=""/>
+      <w:lvlJc w:val="left"/>
+      <w:pPr>
+        <w:tabs>
+          <w:tab w:val="num" w:pos="0"/>
+        </w:tabs>
         <w:ind w:left="5040" w:hanging="360"/>
       </w:pPr>
       <w:rPr>
+        <w:rFonts w:ascii="Wingdings" w:hAnsi="Wingdings" w:cs="Wingdings" w:hint="default"/>
         <w:u w:val="none"/>
       </w:rPr>
     </w:lvl>
     <w:lvl w:ilvl="7">
       <w:start w:val="1"/>
       <w:numFmt w:val="bullet"/>
-      <w:lvlText w:val="○"/>
-      <w:lvlJc w:val="left"/>
-      <w:pPr>
+      <w:lvlText w:val=""/>
+      <w:lvlJc w:val="left"/>
+      <w:pPr>
+        <w:tabs>
+          <w:tab w:val="num" w:pos="0"/>
+        </w:tabs>
         <w:ind w:left="5760" w:hanging="360"/>
       </w:pPr>
       <w:rPr>
+        <w:rFonts w:ascii="Wingdings 2" w:hAnsi="Wingdings 2" w:cs="Wingdings 2" w:hint="default"/>
         <w:u w:val="none"/>
       </w:rPr>
     </w:lvl>
@@ -1115,9 +1244,13 @@
       <w:lvlText w:val="■"/>
       <w:lvlJc w:val="left"/>
       <w:pPr>
+        <w:tabs>
+          <w:tab w:val="num" w:pos="0"/>
+        </w:tabs>
         <w:ind w:left="6480" w:hanging="360"/>
       </w:pPr>
       <w:rPr>
+        <w:rFonts w:ascii="OpenSymbol" w:hAnsi="OpenSymbol" w:cs="OpenSymbol" w:hint="default"/>
         <w:u w:val="none"/>
       </w:rPr>
     </w:lvl>
@@ -1126,24 +1259,32 @@
     <w:lvl w:ilvl="0">
       <w:start w:val="1"/>
       <w:numFmt w:val="bullet"/>
-      <w:lvlText w:val="●"/>
-      <w:lvlJc w:val="left"/>
-      <w:pPr>
-        <w:ind w:left="720" w:hanging="360"/>
-      </w:pPr>
-      <w:rPr>
+      <w:lvlText w:val=""/>
+      <w:lvlJc w:val="left"/>
+      <w:pPr>
+        <w:tabs>
+          <w:tab w:val="num" w:pos="0"/>
+        </w:tabs>
+        <w:ind w:left="720" w:hanging="360"/>
+      </w:pPr>
+      <w:rPr>
+        <w:rFonts w:ascii="Wingdings" w:hAnsi="Wingdings" w:cs="Wingdings" w:hint="default"/>
         <w:u w:val="none"/>
       </w:rPr>
     </w:lvl>
     <w:lvl w:ilvl="1">
       <w:start w:val="1"/>
       <w:numFmt w:val="bullet"/>
-      <w:lvlText w:val="○"/>
-      <w:lvlJc w:val="left"/>
-      <w:pPr>
+      <w:lvlText w:val=""/>
+      <w:lvlJc w:val="left"/>
+      <w:pPr>
+        <w:tabs>
+          <w:tab w:val="num" w:pos="0"/>
+        </w:tabs>
         <w:ind w:left="1440" w:hanging="360"/>
       </w:pPr>
       <w:rPr>
+        <w:rFonts w:ascii="Wingdings 2" w:hAnsi="Wingdings 2" w:cs="Wingdings 2" w:hint="default"/>
         <w:u w:val="none"/>
       </w:rPr>
     </w:lvl>
@@ -1153,33 +1294,45 @@
       <w:lvlText w:val="■"/>
       <w:lvlJc w:val="left"/>
       <w:pPr>
+        <w:tabs>
+          <w:tab w:val="num" w:pos="0"/>
+        </w:tabs>
         <w:ind w:left="2160" w:hanging="360"/>
       </w:pPr>
       <w:rPr>
+        <w:rFonts w:ascii="OpenSymbol" w:hAnsi="OpenSymbol" w:cs="OpenSymbol" w:hint="default"/>
         <w:u w:val="none"/>
       </w:rPr>
     </w:lvl>
     <w:lvl w:ilvl="3">
       <w:start w:val="1"/>
       <w:numFmt w:val="bullet"/>
-      <w:lvlText w:val="●"/>
-      <w:lvlJc w:val="left"/>
-      <w:pPr>
+      <w:lvlText w:val=""/>
+      <w:lvlJc w:val="left"/>
+      <w:pPr>
+        <w:tabs>
+          <w:tab w:val="num" w:pos="0"/>
+        </w:tabs>
         <w:ind w:left="2880" w:hanging="360"/>
       </w:pPr>
       <w:rPr>
+        <w:rFonts w:ascii="Wingdings" w:hAnsi="Wingdings" w:cs="Wingdings" w:hint="default"/>
         <w:u w:val="none"/>
       </w:rPr>
     </w:lvl>
     <w:lvl w:ilvl="4">
       <w:start w:val="1"/>
       <w:numFmt w:val="bullet"/>
-      <w:lvlText w:val="○"/>
-      <w:lvlJc w:val="left"/>
-      <w:pPr>
+      <w:lvlText w:val=""/>
+      <w:lvlJc w:val="left"/>
+      <w:pPr>
+        <w:tabs>
+          <w:tab w:val="num" w:pos="0"/>
+        </w:tabs>
         <w:ind w:left="3600" w:hanging="360"/>
       </w:pPr>
       <w:rPr>
+        <w:rFonts w:ascii="Wingdings 2" w:hAnsi="Wingdings 2" w:cs="Wingdings 2" w:hint="default"/>
         <w:u w:val="none"/>
       </w:rPr>
     </w:lvl>
@@ -1189,33 +1342,45 @@
       <w:lvlText w:val="■"/>
       <w:lvlJc w:val="left"/>
       <w:pPr>
+        <w:tabs>
+          <w:tab w:val="num" w:pos="0"/>
+        </w:tabs>
         <w:ind w:left="4320" w:hanging="360"/>
       </w:pPr>
       <w:rPr>
+        <w:rFonts w:ascii="OpenSymbol" w:hAnsi="OpenSymbol" w:cs="OpenSymbol" w:hint="default"/>
         <w:u w:val="none"/>
       </w:rPr>
     </w:lvl>
     <w:lvl w:ilvl="6">
       <w:start w:val="1"/>
       <w:numFmt w:val="bullet"/>
-      <w:lvlText w:val="●"/>
-      <w:lvlJc w:val="left"/>
-      <w:pPr>
+      <w:lvlText w:val=""/>
+      <w:lvlJc w:val="left"/>
+      <w:pPr>
+        <w:tabs>
+          <w:tab w:val="num" w:pos="0"/>
+        </w:tabs>
         <w:ind w:left="5040" w:hanging="360"/>
       </w:pPr>
       <w:rPr>
+        <w:rFonts w:ascii="Wingdings" w:hAnsi="Wingdings" w:cs="Wingdings" w:hint="default"/>
         <w:u w:val="none"/>
       </w:rPr>
     </w:lvl>
     <w:lvl w:ilvl="7">
       <w:start w:val="1"/>
       <w:numFmt w:val="bullet"/>
-      <w:lvlText w:val="○"/>
-      <w:lvlJc w:val="left"/>
-      <w:pPr>
+      <w:lvlText w:val=""/>
+      <w:lvlJc w:val="left"/>
+      <w:pPr>
+        <w:tabs>
+          <w:tab w:val="num" w:pos="0"/>
+        </w:tabs>
         <w:ind w:left="5760" w:hanging="360"/>
       </w:pPr>
       <w:rPr>
+        <w:rFonts w:ascii="Wingdings 2" w:hAnsi="Wingdings 2" w:cs="Wingdings 2" w:hint="default"/>
         <w:u w:val="none"/>
       </w:rPr>
     </w:lvl>
@@ -1225,9 +1390,13 @@
       <w:lvlText w:val="■"/>
       <w:lvlJc w:val="left"/>
       <w:pPr>
+        <w:tabs>
+          <w:tab w:val="num" w:pos="0"/>
+        </w:tabs>
         <w:ind w:left="6480" w:hanging="360"/>
       </w:pPr>
       <w:rPr>
+        <w:rFonts w:ascii="OpenSymbol" w:hAnsi="OpenSymbol" w:cs="OpenSymbol" w:hint="default"/>
         <w:u w:val="none"/>
       </w:rPr>
     </w:lvl>
@@ -1236,24 +1405,32 @@
     <w:lvl w:ilvl="0">
       <w:start w:val="1"/>
       <w:numFmt w:val="bullet"/>
-      <w:lvlText w:val="●"/>
-      <w:lvlJc w:val="left"/>
-      <w:pPr>
-        <w:ind w:left="720" w:hanging="360"/>
-      </w:pPr>
-      <w:rPr>
+      <w:lvlText w:val=""/>
+      <w:lvlJc w:val="left"/>
+      <w:pPr>
+        <w:tabs>
+          <w:tab w:val="num" w:pos="0"/>
+        </w:tabs>
+        <w:ind w:left="720" w:hanging="360"/>
+      </w:pPr>
+      <w:rPr>
+        <w:rFonts w:ascii="Wingdings" w:hAnsi="Wingdings" w:cs="Wingdings" w:hint="default"/>
         <w:u w:val="none"/>
       </w:rPr>
     </w:lvl>
     <w:lvl w:ilvl="1">
       <w:start w:val="1"/>
       <w:numFmt w:val="bullet"/>
-      <w:lvlText w:val="○"/>
-      <w:lvlJc w:val="left"/>
-      <w:pPr>
+      <w:lvlText w:val=""/>
+      <w:lvlJc w:val="left"/>
+      <w:pPr>
+        <w:tabs>
+          <w:tab w:val="num" w:pos="0"/>
+        </w:tabs>
         <w:ind w:left="1440" w:hanging="360"/>
       </w:pPr>
       <w:rPr>
+        <w:rFonts w:ascii="Wingdings 2" w:hAnsi="Wingdings 2" w:cs="Wingdings 2" w:hint="default"/>
         <w:u w:val="none"/>
       </w:rPr>
     </w:lvl>
@@ -1263,33 +1440,45 @@
       <w:lvlText w:val="■"/>
       <w:lvlJc w:val="left"/>
       <w:pPr>
+        <w:tabs>
+          <w:tab w:val="num" w:pos="0"/>
+        </w:tabs>
         <w:ind w:left="2160" w:hanging="360"/>
       </w:pPr>
       <w:rPr>
+        <w:rFonts w:ascii="OpenSymbol" w:hAnsi="OpenSymbol" w:cs="OpenSymbol" w:hint="default"/>
         <w:u w:val="none"/>
       </w:rPr>
     </w:lvl>
     <w:lvl w:ilvl="3">
       <w:start w:val="1"/>
       <w:numFmt w:val="bullet"/>
-      <w:lvlText w:val="●"/>
-      <w:lvlJc w:val="left"/>
-      <w:pPr>
+      <w:lvlText w:val=""/>
+      <w:lvlJc w:val="left"/>
+      <w:pPr>
+        <w:tabs>
+          <w:tab w:val="num" w:pos="0"/>
+        </w:tabs>
         <w:ind w:left="2880" w:hanging="360"/>
       </w:pPr>
       <w:rPr>
+        <w:rFonts w:ascii="Wingdings" w:hAnsi="Wingdings" w:cs="Wingdings" w:hint="default"/>
         <w:u w:val="none"/>
       </w:rPr>
     </w:lvl>
     <w:lvl w:ilvl="4">
       <w:start w:val="1"/>
       <w:numFmt w:val="bullet"/>
-      <w:lvlText w:val="○"/>
-      <w:lvlJc w:val="left"/>
-      <w:pPr>
+      <w:lvlText w:val=""/>
+      <w:lvlJc w:val="left"/>
+      <w:pPr>
+        <w:tabs>
+          <w:tab w:val="num" w:pos="0"/>
+        </w:tabs>
         <w:ind w:left="3600" w:hanging="360"/>
       </w:pPr>
       <w:rPr>
+        <w:rFonts w:ascii="Wingdings 2" w:hAnsi="Wingdings 2" w:cs="Wingdings 2" w:hint="default"/>
         <w:u w:val="none"/>
       </w:rPr>
     </w:lvl>
@@ -1299,33 +1488,45 @@
       <w:lvlText w:val="■"/>
       <w:lvlJc w:val="left"/>
       <w:pPr>
+        <w:tabs>
+          <w:tab w:val="num" w:pos="0"/>
+        </w:tabs>
         <w:ind w:left="4320" w:hanging="360"/>
       </w:pPr>
       <w:rPr>
+        <w:rFonts w:ascii="OpenSymbol" w:hAnsi="OpenSymbol" w:cs="OpenSymbol" w:hint="default"/>
         <w:u w:val="none"/>
       </w:rPr>
     </w:lvl>
     <w:lvl w:ilvl="6">
       <w:start w:val="1"/>
       <w:numFmt w:val="bullet"/>
-      <w:lvlText w:val="●"/>
-      <w:lvlJc w:val="left"/>
-      <w:pPr>
+      <w:lvlText w:val=""/>
+      <w:lvlJc w:val="left"/>
+      <w:pPr>
+        <w:tabs>
+          <w:tab w:val="num" w:pos="0"/>
+        </w:tabs>
         <w:ind w:left="5040" w:hanging="360"/>
       </w:pPr>
       <w:rPr>
+        <w:rFonts w:ascii="Wingdings" w:hAnsi="Wingdings" w:cs="Wingdings" w:hint="default"/>
         <w:u w:val="none"/>
       </w:rPr>
     </w:lvl>
     <w:lvl w:ilvl="7">
       <w:start w:val="1"/>
       <w:numFmt w:val="bullet"/>
-      <w:lvlText w:val="○"/>
-      <w:lvlJc w:val="left"/>
-      <w:pPr>
+      <w:lvlText w:val=""/>
+      <w:lvlJc w:val="left"/>
+      <w:pPr>
+        <w:tabs>
+          <w:tab w:val="num" w:pos="0"/>
+        </w:tabs>
         <w:ind w:left="5760" w:hanging="360"/>
       </w:pPr>
       <w:rPr>
+        <w:rFonts w:ascii="Wingdings 2" w:hAnsi="Wingdings 2" w:cs="Wingdings 2" w:hint="default"/>
         <w:u w:val="none"/>
       </w:rPr>
     </w:lvl>
@@ -1335,11 +1536,134 @@
       <w:lvlText w:val="■"/>
       <w:lvlJc w:val="left"/>
       <w:pPr>
+        <w:tabs>
+          <w:tab w:val="num" w:pos="0"/>
+        </w:tabs>
         <w:ind w:left="6480" w:hanging="360"/>
       </w:pPr>
       <w:rPr>
-        <w:u w:val="none"/>
-      </w:rPr>
+        <w:rFonts w:ascii="OpenSymbol" w:hAnsi="OpenSymbol" w:cs="OpenSymbol" w:hint="default"/>
+        <w:u w:val="none"/>
+      </w:rPr>
+    </w:lvl>
+  </w:abstractNum>
+  <w:abstractNum w:abstractNumId="7">
+    <w:lvl w:ilvl="0">
+      <w:start w:val="1"/>
+      <w:numFmt w:val="none"/>
+      <w:suff w:val="nothing"/>
+      <w:lvlText w:val=""/>
+      <w:lvlJc w:val="left"/>
+      <w:pPr>
+        <w:tabs>
+          <w:tab w:val="num" w:pos="0"/>
+        </w:tabs>
+        <w:ind w:left="0" w:hanging="0"/>
+      </w:pPr>
+    </w:lvl>
+    <w:lvl w:ilvl="1">
+      <w:start w:val="1"/>
+      <w:numFmt w:val="none"/>
+      <w:suff w:val="nothing"/>
+      <w:lvlText w:val=""/>
+      <w:lvlJc w:val="left"/>
+      <w:pPr>
+        <w:tabs>
+          <w:tab w:val="num" w:pos="0"/>
+        </w:tabs>
+        <w:ind w:left="0" w:hanging="0"/>
+      </w:pPr>
+    </w:lvl>
+    <w:lvl w:ilvl="2">
+      <w:start w:val="1"/>
+      <w:numFmt w:val="none"/>
+      <w:suff w:val="nothing"/>
+      <w:lvlText w:val=""/>
+      <w:lvlJc w:val="left"/>
+      <w:pPr>
+        <w:tabs>
+          <w:tab w:val="num" w:pos="0"/>
+        </w:tabs>
+        <w:ind w:left="0" w:hanging="0"/>
+      </w:pPr>
+    </w:lvl>
+    <w:lvl w:ilvl="3">
+      <w:start w:val="1"/>
+      <w:numFmt w:val="none"/>
+      <w:suff w:val="nothing"/>
+      <w:lvlText w:val=""/>
+      <w:lvlJc w:val="left"/>
+      <w:pPr>
+        <w:tabs>
+          <w:tab w:val="num" w:pos="0"/>
+        </w:tabs>
+        <w:ind w:left="0" w:hanging="0"/>
+      </w:pPr>
+    </w:lvl>
+    <w:lvl w:ilvl="4">
+      <w:start w:val="1"/>
+      <w:numFmt w:val="none"/>
+      <w:suff w:val="nothing"/>
+      <w:lvlText w:val=""/>
+      <w:lvlJc w:val="left"/>
+      <w:pPr>
+        <w:tabs>
+          <w:tab w:val="num" w:pos="0"/>
+        </w:tabs>
+        <w:ind w:left="0" w:hanging="0"/>
+      </w:pPr>
+    </w:lvl>
+    <w:lvl w:ilvl="5">
+      <w:start w:val="1"/>
+      <w:numFmt w:val="none"/>
+      <w:suff w:val="nothing"/>
+      <w:lvlText w:val=""/>
+      <w:lvlJc w:val="left"/>
+      <w:pPr>
+        <w:tabs>
+          <w:tab w:val="num" w:pos="0"/>
+        </w:tabs>
+        <w:ind w:left="0" w:hanging="0"/>
+      </w:pPr>
+    </w:lvl>
+    <w:lvl w:ilvl="6">
+      <w:start w:val="1"/>
+      <w:numFmt w:val="none"/>
+      <w:suff w:val="nothing"/>
+      <w:lvlText w:val=""/>
+      <w:lvlJc w:val="left"/>
+      <w:pPr>
+        <w:tabs>
+          <w:tab w:val="num" w:pos="0"/>
+        </w:tabs>
+        <w:ind w:left="0" w:hanging="0"/>
+      </w:pPr>
+    </w:lvl>
+    <w:lvl w:ilvl="7">
+      <w:start w:val="1"/>
+      <w:numFmt w:val="none"/>
+      <w:suff w:val="nothing"/>
+      <w:lvlText w:val=""/>
+      <w:lvlJc w:val="left"/>
+      <w:pPr>
+        <w:tabs>
+          <w:tab w:val="num" w:pos="0"/>
+        </w:tabs>
+        <w:ind w:left="0" w:hanging="0"/>
+      </w:pPr>
+    </w:lvl>
+    <w:lvl w:ilvl="8">
+      <w:start w:val="1"/>
+      <w:numFmt w:val="none"/>
+      <w:suff w:val="nothing"/>
+      <w:lvlText w:val=""/>
+      <w:lvlJc w:val="left"/>
+      <w:pPr>
+        <w:tabs>
+          <w:tab w:val="num" w:pos="0"/>
+        </w:tabs>
+        <w:ind w:left="0" w:hanging="0"/>
+      </w:pPr>
     </w:lvl>
   </w:abstractNum>
   <w:num w:numId="1">
@@ -1360,41 +1684,57 @@
   <w:num w:numId="6">
     <w:abstractNumId w:val="6"/>
   </w:num>
+  <w:num w:numId="7">
+    <w:abstractNumId w:val="7"/>
+  </w:num>
 </w:numbering>
 </file>
 
 <file path=word/styles.xml><?xml version="1.0" encoding="utf-8"?>
-<w:styles xmlns:mc="http://schemas.openxmlformats.org/markup-compatibility/2006" xmlns:o="urn:schemas-microsoft-com:office:office" xmlns:r="http://schemas.openxmlformats.org/officeDocument/2006/relationships" xmlns:m="http://schemas.openxmlformats.org/officeDocument/2006/math" xmlns:v="urn:schemas-microsoft-com:vml" xmlns:wp="http://schemas.openxmlformats.org/drawingml/2006/wordprocessingDrawing" xmlns:w10="urn:schemas-microsoft-com:office:word" xmlns:w="http://schemas.openxmlformats.org/wordprocessingml/2006/main" xmlns:wne="http://schemas.microsoft.com/office/word/2006/wordml" xmlns:sl="http://schemas.openxmlformats.org/schemaLibrary/2006/main" xmlns:a="http://schemas.openxmlformats.org/drawingml/2006/main" xmlns:pic="http://schemas.openxmlformats.org/drawingml/2006/picture" xmlns:c="http://schemas.openxmlformats.org/drawingml/2006/chart" xmlns:lc="http://schemas.openxmlformats.org/drawingml/2006/lockedCanvas" xmlns:dgm="http://schemas.openxmlformats.org/drawingml/2006/diagram" xmlns:wps="http://schemas.microsoft.com/office/word/2010/wordprocessingShape" xmlns:wpg="http://schemas.microsoft.com/office/word/2010/wordprocessingGroup" xmlns:w14="http://schemas.microsoft.com/office/word/2010/wordml" xmlns:w15="http://schemas.microsoft.com/office/word/2012/wordml">
+<w:styles xmlns:w="http://schemas.openxmlformats.org/wordprocessingml/2006/main" xmlns:w14="http://schemas.microsoft.com/office/word/2010/wordml" xmlns:mc="http://schemas.openxmlformats.org/markup-compatibility/2006" mc:Ignorable="w14">
   <w:docDefaults>
     <w:rPrDefault>
       <w:rPr>
-        <w:rFonts w:ascii="Arial" w:cs="Arial" w:eastAsia="Arial" w:hAnsi="Arial"/>
+        <w:rFonts w:ascii="Arial" w:hAnsi="Arial" w:eastAsia="Arial" w:cs="Arial"/>
         <w:sz w:val="22"/>
         <w:szCs w:val="22"/>
-        <w:lang w:val="en"/>
+        <w:lang w:val="en-US" w:eastAsia="zh-CN" w:bidi="hi-IN"/>
       </w:rPr>
     </w:rPrDefault>
     <w:pPrDefault>
       <w:pPr>
-        <w:spacing w:line="276" w:lineRule="auto"/>
+        <w:suppressAutoHyphens w:val="true"/>
       </w:pPr>
     </w:pPrDefault>
   </w:docDefaults>
-  <w:style w:type="paragraph" w:styleId="Normal" w:default="1">
-    <w:name w:val="normal"/>
-  </w:style>
-  <w:style w:type="table" w:styleId="TableNormal" w:default="1">
-    <w:name w:val="Table Normal"/>
+  <w:style w:type="paragraph" w:styleId="Normal">
+    <w:name w:val="Normal"/>
+    <w:qFormat/>
+    <w:pPr>
+      <w:widowControl/>
+      <w:bidi w:val="0"/>
+      <w:spacing w:lineRule="auto" w:line="276" w:before="0" w:after="0"/>
+      <w:jc w:val="left"/>
+    </w:pPr>
+    <w:rPr>
+      <w:rFonts w:ascii="Arial" w:hAnsi="Arial" w:eastAsia="Arial" w:cs="Arial"/>
+      <w:color w:val="auto"/>
+      <w:kern w:val="0"/>
+      <w:sz w:val="22"/>
+      <w:szCs w:val="22"/>
+      <w:lang w:val="en-US" w:eastAsia="zh-CN" w:bidi="hi-IN"/>
+    </w:rPr>
   </w:style>
   <w:style w:type="paragraph" w:styleId="Heading1">
-    <w:name w:val="heading 1"/>
-    <w:basedOn w:val="Normal"/>
-    <w:next w:val="Normal"/>
+    <w:name w:val="Heading 1"/>
+    <w:basedOn w:val="Normal1"/>
+    <w:next w:val="Normal1"/>
+    <w:qFormat/>
     <w:pPr>
-      <w:keepNext w:val="1"/>
-      <w:keepLines w:val="1"/>
-      <w:pageBreakBefore w:val="0"/>
-      <w:spacing w:after="120" w:before="400" w:lineRule="auto"/>
+      <w:keepNext w:val="true"/>
+      <w:keepLines/>
+      <w:pageBreakBefore w:val="false"/>
+      <w:spacing w:lineRule="auto" w:line="240" w:before="400" w:after="120"/>
     </w:pPr>
     <w:rPr>
       <w:sz w:val="40"/>
@@ -1402,47 +1742,50 @@
     </w:rPr>
   </w:style>
   <w:style w:type="paragraph" w:styleId="Heading2">
-    <w:name w:val="heading 2"/>
-    <w:basedOn w:val="Normal"/>
-    <w:next w:val="Normal"/>
+    <w:name w:val="Heading 2"/>
+    <w:basedOn w:val="Normal1"/>
+    <w:next w:val="Normal1"/>
+    <w:qFormat/>
     <w:pPr>
-      <w:keepNext w:val="1"/>
-      <w:keepLines w:val="1"/>
-      <w:pageBreakBefore w:val="0"/>
-      <w:spacing w:after="120" w:before="360" w:lineRule="auto"/>
+      <w:keepNext w:val="true"/>
+      <w:keepLines/>
+      <w:pageBreakBefore w:val="false"/>
+      <w:spacing w:lineRule="auto" w:line="240" w:before="360" w:after="120"/>
     </w:pPr>
     <w:rPr>
-      <w:b w:val="0"/>
+      <w:b w:val="false"/>
       <w:sz w:val="32"/>
       <w:szCs w:val="32"/>
     </w:rPr>
   </w:style>
   <w:style w:type="paragraph" w:styleId="Heading3">
-    <w:name w:val="heading 3"/>
-    <w:basedOn w:val="Normal"/>
-    <w:next w:val="Normal"/>
+    <w:name w:val="Heading 3"/>
+    <w:basedOn w:val="Normal1"/>
+    <w:next w:val="Normal1"/>
+    <w:qFormat/>
     <w:pPr>
-      <w:keepNext w:val="1"/>
-      <w:keepLines w:val="1"/>
-      <w:pageBreakBefore w:val="0"/>
-      <w:spacing w:after="80" w:before="320" w:lineRule="auto"/>
+      <w:keepNext w:val="true"/>
+      <w:keepLines/>
+      <w:pageBreakBefore w:val="false"/>
+      <w:spacing w:lineRule="auto" w:line="240" w:before="320" w:after="80"/>
     </w:pPr>
     <w:rPr>
-      <w:b w:val="0"/>
+      <w:b w:val="false"/>
       <w:color w:val="434343"/>
       <w:sz w:val="28"/>
       <w:szCs w:val="28"/>
     </w:rPr>
   </w:style>
   <w:style w:type="paragraph" w:styleId="Heading4">
-    <w:name w:val="heading 4"/>
-    <w:basedOn w:val="Normal"/>
-    <w:next w:val="Normal"/>
+    <w:name w:val="Heading 4"/>
+    <w:basedOn w:val="Normal1"/>
+    <w:next w:val="Normal1"/>
+    <w:qFormat/>
     <w:pPr>
-      <w:keepNext w:val="1"/>
-      <w:keepLines w:val="1"/>
-      <w:pageBreakBefore w:val="0"/>
-      <w:spacing w:after="80" w:before="280" w:lineRule="auto"/>
+      <w:keepNext w:val="true"/>
+      <w:keepLines/>
+      <w:pageBreakBefore w:val="false"/>
+      <w:spacing w:lineRule="auto" w:line="240" w:before="280" w:after="80"/>
     </w:pPr>
     <w:rPr>
       <w:color w:val="666666"/>
@@ -1451,14 +1794,15 @@
     </w:rPr>
   </w:style>
   <w:style w:type="paragraph" w:styleId="Heading5">
-    <w:name w:val="heading 5"/>
-    <w:basedOn w:val="Normal"/>
-    <w:next w:val="Normal"/>
+    <w:name w:val="Heading 5"/>
+    <w:basedOn w:val="Normal1"/>
+    <w:next w:val="Normal1"/>
+    <w:qFormat/>
     <w:pPr>
-      <w:keepNext w:val="1"/>
-      <w:keepLines w:val="1"/>
-      <w:pageBreakBefore w:val="0"/>
-      <w:spacing w:after="80" w:before="240" w:lineRule="auto"/>
+      <w:keepNext w:val="true"/>
+      <w:keepLines/>
+      <w:pageBreakBefore w:val="false"/>
+      <w:spacing w:lineRule="auto" w:line="240" w:before="240" w:after="80"/>
     </w:pPr>
     <w:rPr>
       <w:color w:val="666666"/>
@@ -1467,31 +1811,109 @@
     </w:rPr>
   </w:style>
   <w:style w:type="paragraph" w:styleId="Heading6">
-    <w:name w:val="heading 6"/>
-    <w:basedOn w:val="Normal"/>
-    <w:next w:val="Normal"/>
+    <w:name w:val="Heading 6"/>
+    <w:basedOn w:val="Normal1"/>
+    <w:next w:val="Normal1"/>
+    <w:qFormat/>
     <w:pPr>
-      <w:keepNext w:val="1"/>
-      <w:keepLines w:val="1"/>
-      <w:pageBreakBefore w:val="0"/>
-      <w:spacing w:after="80" w:before="240" w:lineRule="auto"/>
+      <w:keepNext w:val="true"/>
+      <w:keepLines/>
+      <w:pageBreakBefore w:val="false"/>
+      <w:spacing w:lineRule="auto" w:line="240" w:before="240" w:after="80"/>
     </w:pPr>
     <w:rPr>
-      <w:i w:val="1"/>
+      <w:i/>
       <w:color w:val="666666"/>
       <w:sz w:val="22"/>
       <w:szCs w:val="22"/>
     </w:rPr>
   </w:style>
+  <w:style w:type="paragraph" w:styleId="Heading">
+    <w:name w:val="Heading"/>
+    <w:basedOn w:val="Normal"/>
+    <w:next w:val="TextBody"/>
+    <w:qFormat/>
+    <w:pPr>
+      <w:keepNext w:val="true"/>
+      <w:spacing w:before="240" w:after="120"/>
+    </w:pPr>
+    <w:rPr>
+      <w:rFonts w:ascii="Liberation Sans" w:hAnsi="Liberation Sans" w:eastAsia="Noto Sans CJK SC" w:cs="Lohit Devanagari"/>
+      <w:sz w:val="28"/>
+      <w:szCs w:val="28"/>
+    </w:rPr>
+  </w:style>
+  <w:style w:type="paragraph" w:styleId="TextBody">
+    <w:name w:val="Body Text"/>
+    <w:basedOn w:val="Normal"/>
+    <w:pPr>
+      <w:spacing w:lineRule="auto" w:line="276" w:before="0" w:after="140"/>
+    </w:pPr>
+    <w:rPr/>
+  </w:style>
+  <w:style w:type="paragraph" w:styleId="List">
+    <w:name w:val="List"/>
+    <w:basedOn w:val="TextBody"/>
+    <w:pPr/>
+    <w:rPr>
+      <w:rFonts w:cs="Lohit Devanagari"/>
+    </w:rPr>
+  </w:style>
+  <w:style w:type="paragraph" w:styleId="Caption">
+    <w:name w:val="Caption"/>
+    <w:basedOn w:val="Normal"/>
+    <w:qFormat/>
+    <w:pPr>
+      <w:suppressLineNumbers/>
+      <w:spacing w:before="120" w:after="120"/>
+    </w:pPr>
+    <w:rPr>
+      <w:rFonts w:cs="Lohit Devanagari"/>
+      <w:i/>
+      <w:iCs/>
+      <w:sz w:val="24"/>
+      <w:szCs w:val="24"/>
+    </w:rPr>
+  </w:style>
+  <w:style w:type="paragraph" w:styleId="Index">
+    <w:name w:val="Index"/>
+    <w:basedOn w:val="Normal"/>
+    <w:qFormat/>
+    <w:pPr>
+      <w:suppressLineNumbers/>
+    </w:pPr>
+    <w:rPr>
+      <w:rFonts w:cs="Lohit Devanagari"/>
+    </w:rPr>
+  </w:style>
+  <w:style w:type="paragraph" w:styleId="Normal1" w:default="1">
+    <w:name w:val="LO-normal"/>
+    <w:qFormat/>
+    <w:pPr>
+      <w:widowControl/>
+      <w:bidi w:val="0"/>
+      <w:spacing w:lineRule="auto" w:line="276" w:before="0" w:after="0"/>
+      <w:jc w:val="left"/>
+    </w:pPr>
+    <w:rPr>
+      <w:rFonts w:ascii="Arial" w:hAnsi="Arial" w:eastAsia="Arial" w:cs="Arial"/>
+      <w:color w:val="auto"/>
+      <w:kern w:val="0"/>
+      <w:sz w:val="22"/>
+      <w:szCs w:val="22"/>
+      <w:lang w:val="en-US" w:eastAsia="zh-CN" w:bidi="hi-IN"/>
+    </w:rPr>
+  </w:style>
   <w:style w:type="paragraph" w:styleId="Title">
     <w:name w:val="Title"/>
-    <w:basedOn w:val="Normal"/>
-    <w:next w:val="Normal"/>
+    <w:basedOn w:val="Normal1"/>
+    <w:next w:val="Normal1"/>
+    <w:qFormat/>
     <w:pPr>
-      <w:keepNext w:val="1"/>
-      <w:keepLines w:val="1"/>
-      <w:pageBreakBefore w:val="0"/>
-      <w:spacing w:after="60" w:before="0" w:lineRule="auto"/>
+      <w:keepNext w:val="true"/>
+      <w:keepLines/>
+      <w:pageBreakBefore w:val="false"/>
+      <w:spacing w:lineRule="auto" w:line="240" w:before="0" w:after="60"/>
     </w:pPr>
     <w:rPr>
       <w:sz w:val="52"/>
@@ -1500,21 +1922,25 @@
   </w:style>
   <w:style w:type="paragraph" w:styleId="Subtitle">
     <w:name w:val="Subtitle"/>
-    <w:basedOn w:val="Normal"/>
-    <w:next w:val="Normal"/>
+    <w:basedOn w:val="Normal1"/>
+    <w:next w:val="Normal1"/>
+    <w:qFormat/>
     <w:pPr>
-      <w:keepNext w:val="1"/>
-      <w:keepLines w:val="1"/>
-      <w:pageBreakBefore w:val="0"/>
-      <w:spacing w:after="320" w:before="0" w:lineRule="auto"/>
+      <w:keepNext w:val="true"/>
+      <w:keepLines/>
+      <w:pageBreakBefore w:val="false"/>
+      <w:spacing w:lineRule="auto" w:line="240" w:before="0" w:after="320"/>
     </w:pPr>
     <w:rPr>
-      <w:rFonts w:ascii="Arial" w:cs="Arial" w:eastAsia="Arial" w:hAnsi="Arial"/>
-      <w:i w:val="0"/>
+      <w:rFonts w:ascii="Arial" w:hAnsi="Arial" w:eastAsia="Arial" w:cs="Arial"/>
+      <w:i w:val="false"/>
       <w:color w:val="666666"/>
       <w:sz w:val="30"/>
       <w:szCs w:val="30"/>
     </w:rPr>
+  </w:style>
+  <w:style w:type="table" w:default="1" w:styleId="TableNormal">
+    <w:name w:val="Table Normal"/>
   </w:style>
 </w:styles>
 </file>
